--- a/dist/docx/mx.docx
+++ b/dist/docx/mx.docx
@@ -3553,7 +3553,7 @@
               </w:numPr>
             </w:pPr>
             <w:r>
-              <w:t>This means that, although messages may pass SWIFT validation, they will be rejected by RTGS if they do not pass the consistency checking. In the case of delivery failure, the reason code provided in the xsys.003 message will be RC05 (Invalid BIC Identifier). The full list of rejection codes is available on the RBNZ Confluence website.</w:t>
+              <w:t>This means that, although messages may pass SWIFT validation, they will be rejected by RTGS if they do not pass the consistency checking. In the case of delivery failure, the reason code provided in the xsys.003 message will be RC05 (Invalid BIC Identifier). The full list of rejection codes is available from the RBNZ.</w:t>
             </w:r>
           </w:p>
           <w:p>
@@ -3755,7 +3755,7 @@
               </w:numPr>
             </w:pPr>
             <w:r>
-              <w:t>Published and previously registered DNs for the test AVP MX CUG can be found on the RBNZ Confluence website</w:t>
+              <w:t>Published and previously registered DNs for the test AVP MX CUG can be sourced from the RBNZ.</w:t>
             </w:r>
           </w:p>
         </w:tc>
@@ -4756,20 +4756,20 @@
               <w:rPr>
                 <w:b/>
               </w:rPr>
-              <w:t>3.9A HVCS hybrid address line formatting</w:t>
-            </w:r>
-          </w:p>
-        </w:tc>
-        <w:tc>
-          <w:p>
-            <w:pPr>
-              <w:numPr>
-                <w:ilvl w:val="1"/>
-                <w:numId w:val="100"/>
-              </w:numPr>
-            </w:pPr>
-            <w:r>
-              <w:t>Hybrid address line formatting is a fallback where structured address line formatting cannot be implemented.</w:t>
+              <w:t>3.9A HVCS Hybrid Postal Address formatting</w:t>
+            </w:r>
+          </w:p>
+        </w:tc>
+        <w:tc>
+          <w:p>
+            <w:pPr>
+              <w:numPr>
+                <w:ilvl w:val="1"/>
+                <w:numId w:val="100"/>
+              </w:numPr>
+            </w:pPr>
+            <w:r>
+              <w:t>Hybrid Postal Address formatting is a fallback where structured address line formatting cannot be implemented.</w:t>
             </w:r>
           </w:p>
           <w:p>
@@ -4791,7 +4791,7 @@
               </w:numPr>
             </w:pPr>
             <w:r>
-              <w:t>A maximum of two occurences of Address Line is permitted within a postal address, and any information contained within the structured postal address elements must not be repeated within the unstructured address lines.</w:t>
+              <w:t>A maximum of two occurrences of Address Line is permitted within a postal address, and any information contained within the structured postal address elements must not be repeated within the unstructured address lines.</w:t>
             </w:r>
           </w:p>
         </w:tc>
@@ -5907,7 +5907,7 @@
               </w:numPr>
             </w:pPr>
             <w:r>
-              <w:t>Non-Latin characters (including Mandarin, Cantonese, Arabic, Cyrillic character  etc.) are not to be used. Translation of these, or any special character (noting  exceptions above) will be represented by a . (Full Stop).</w:t>
+              <w:t>Non-Latin characters (including Mandarin, Cantonese, Arabic, Cyrillic characters  etc.) are not to be used. Translation of these, or any special character (noting  exceptions above) will be represented by a . (Full Stop).</w:t>
             </w:r>
           </w:p>
           <w:p>
@@ -6009,7 +6009,7 @@
               </w:numPr>
             </w:pPr>
             <w:r>
-              <w:t>The following table shows the macron characters that are included in the MX Message Sspecification along with their Unicode value:</w:t>
+              <w:t>The following table shows the macron characters that are included in the MX Message Specification along with their Unicode value:</w:t>
             </w:r>
           </w:p>
           <w:tbl>
@@ -6571,7 +6571,7 @@
               </w:numPr>
             </w:pPr>
             <w:r>
-              <w:t>occurence 1: particulars;</w:t>
+              <w:t>occurrence 1: particulars;</w:t>
             </w:r>
           </w:p>
           <w:p>
@@ -6582,7 +6582,7 @@
               </w:numPr>
             </w:pPr>
             <w:r>
-              <w:t>occurence 2: code;</w:t>
+              <w:t>occurrence 2: code;</w:t>
             </w:r>
           </w:p>
           <w:p>
@@ -6593,7 +6593,7 @@
               </w:numPr>
             </w:pPr>
             <w:r>
-              <w:t>occurence 3: reference; and</w:t>
+              <w:t>occurrence 3: reference; and</w:t>
             </w:r>
           </w:p>
           <w:p>
@@ -7878,7 +7878,7 @@
               </w:numPr>
             </w:pPr>
             <w:r>
-              <w:t>In Y-Copy mode, SWIFT intercepts the pacs.008, pacs.009 (CORE/COV) and pacs.004 messages (flow 1) and copies prescribed fields from these payment messages to the destination, RBNZ (flow 2), using the xcop.001 message. More information is available on the Reserve Bank's Confluence website, here.</w:t>
+              <w:t>In Y-Copy mode, SWIFT intercepts the pacs.008, pacs.009 (CORE/COV) and pacs.004 messages (flow 1) and copies prescribed fields from these payment messages to the destination, RBNZ (flow 2), using the xcop.001 message. More information is available within the ESAS Partial Copy Specification available from the RBNZ.</w:t>
             </w:r>
           </w:p>
           <w:p>
@@ -9504,7 +9504,7 @@
               <w:t xml:space="preserve"> </w:t>
             </w:r>
             <w:r>
-              <w:t>This is only provided if the payment message passes initial validation but issubsequently rejected by ESAS (i.e. due to insufficient liquidity).</w:t>
+              <w:t>This is only provided if the payment message passes initial validation but is subsequently rejected by ESAS (i.e. due to insufficient liquidity).</w:t>
             </w:r>
           </w:p>
         </w:tc>
@@ -9611,7 +9611,7 @@
               </w:numPr>
             </w:pPr>
             <w:r>
-              <w:t>the other using user input reference. More information on either option can be found on the RBNZ's Confluence Website.</w:t>
+              <w:t>the other using user input reference. Please refer to the RBNZ for further information on either option.</w:t>
             </w:r>
           </w:p>
         </w:tc>
@@ -9706,7 +9706,7 @@
               </w:numPr>
             </w:pPr>
             <w:r>
-              <w:t>the other using user input reference. More information on either option can be found on the RBNZ's Confluence Website.</w:t>
+              <w:t>the other using user input reference. Please refer to the RBNZ for further information on either option.</w:t>
             </w:r>
           </w:p>
         </w:tc>
@@ -10027,7 +10027,11 @@
       </w:tr>
       <w:tr>
         <w:tc>
-          <w:p/>
+          <w:p>
+            <w:r>
+              <w:t>61</w:t>
+            </w:r>
+          </w:p>
         </w:tc>
         <w:tc>
           <w:p>
@@ -10039,7 +10043,11 @@
       </w:tr>
       <w:tr>
         <w:tc>
-          <w:p/>
+          <w:p>
+            <w:r>
+              <w:t>62</w:t>
+            </w:r>
+          </w:p>
         </w:tc>
         <w:tc>
           <w:p>
@@ -10095,7 +10103,11 @@
       </w:tr>
       <w:tr>
         <w:tc>
-          <w:p/>
+          <w:p>
+            <w:r>
+              <w:t>63</w:t>
+            </w:r>
+          </w:p>
         </w:tc>
         <w:tc>
           <w:p>
@@ -10107,19 +10119,27 @@
       </w:tr>
       <w:tr>
         <w:tc>
-          <w:p/>
-        </w:tc>
-        <w:tc>
-          <w:p>
-            <w:r>
-              <w:t>The payment message was rejected due to insufficient funds (EOD cancellation).</w:t>
-            </w:r>
-          </w:p>
-        </w:tc>
-      </w:tr>
-      <w:tr>
-        <w:tc>
-          <w:p/>
+          <w:p>
+            <w:r>
+              <w:t>65</w:t>
+            </w:r>
+          </w:p>
+        </w:tc>
+        <w:tc>
+          <w:p>
+            <w:r>
+              <w:t>The payment message was cancelled by the account holder.</w:t>
+            </w:r>
+          </w:p>
+        </w:tc>
+      </w:tr>
+      <w:tr>
+        <w:tc>
+          <w:p>
+            <w:r>
+              <w:t>66</w:t>
+            </w:r>
+          </w:p>
         </w:tc>
         <w:tc>
           <w:p>
@@ -10131,7 +10151,11 @@
       </w:tr>
       <w:tr>
         <w:tc>
-          <w:p/>
+          <w:p>
+            <w:r>
+              <w:t>67</w:t>
+            </w:r>
+          </w:p>
         </w:tc>
         <w:tc>
           <w:p>
